--- a/Ideas to implement.docx
+++ b/Ideas to implement.docx
@@ -28,8 +28,29 @@
         </w:numPr>
       </w:pPr>
       <w:r>
+        <w:t>Conjugated planes</w:t>
+      </w:r>
+    </w:p>
+    <w:p>
+      <w:pPr>
+        <w:pStyle w:val="Lijstalinea"/>
+        <w:numPr>
+          <w:ilvl w:val="0"/>
+          <w:numId w:val="3"/>
+        </w:numPr>
+      </w:pPr>
+      <w:r>
         <w:t>Kohler the microscope</w:t>
       </w:r>
+    </w:p>
+    <w:p>
+      <w:pPr>
+        <w:pStyle w:val="Lijstalinea"/>
+        <w:numPr>
+          <w:ilvl w:val="0"/>
+          <w:numId w:val="3"/>
+        </w:numPr>
+      </w:pPr>
     </w:p>
     <w:p>
       <w:pPr>
@@ -225,7 +246,7 @@
         </w:numPr>
       </w:pPr>
       <w:r>
-        <w:t>All conjugated planes in the microscope</w:t>
+        <w:t>Inverted microscope planes</w:t>
       </w:r>
     </w:p>
     <w:p>
@@ -236,9 +257,19 @@
           <w:numId w:val="3"/>
         </w:numPr>
       </w:pPr>
-      <w:r>
-        <w:t>Inverted microscope planes</w:t>
-      </w:r>
+      <w:proofErr w:type="spellStart"/>
+      <w:r>
+        <w:t>Diffractie</w:t>
+      </w:r>
+      <w:proofErr w:type="spellEnd"/>
+      <w:r>
+        <w:t xml:space="preserve"> </w:t>
+      </w:r>
+      <w:proofErr w:type="spellStart"/>
+      <w:r>
+        <w:t>experimenten</w:t>
+      </w:r>
+      <w:proofErr w:type="spellEnd"/>
     </w:p>
     <w:p>
       <w:pPr>
@@ -250,7 +281,7 @@
       </w:pPr>
       <w:proofErr w:type="spellStart"/>
       <w:r>
-        <w:t>Diffractie</w:t>
+        <w:t>Aanwijzen</w:t>
       </w:r>
       <w:proofErr w:type="spellEnd"/>
       <w:r>
@@ -258,7 +289,15 @@
       </w:r>
       <w:proofErr w:type="spellStart"/>
       <w:r>
-        <w:t>experimenten</w:t>
+        <w:t>aanpassingen</w:t>
+      </w:r>
+      <w:proofErr w:type="spellEnd"/>
+      <w:r>
+        <w:t xml:space="preserve"> DIC, </w:t>
+      </w:r>
+      <w:proofErr w:type="spellStart"/>
+      <w:r>
+        <w:t>polarisatie</w:t>
       </w:r>
       <w:proofErr w:type="spellEnd"/>
     </w:p>
@@ -270,9 +309,12 @@
           <w:numId w:val="3"/>
         </w:numPr>
       </w:pPr>
+      <w:r>
+        <w:t xml:space="preserve">Fase contrast, </w:t>
+      </w:r>
       <w:proofErr w:type="spellStart"/>
       <w:r>
-        <w:t>Aanwijzen</w:t>
+        <w:t>inclusief</w:t>
       </w:r>
       <w:proofErr w:type="spellEnd"/>
       <w:r>
@@ -280,15 +322,7 @@
       </w:r>
       <w:proofErr w:type="spellStart"/>
       <w:r>
-        <w:t>aanpassingen</w:t>
-      </w:r>
-      <w:proofErr w:type="spellEnd"/>
-      <w:r>
-        <w:t xml:space="preserve"> DIC, </w:t>
-      </w:r>
-      <w:proofErr w:type="spellStart"/>
-      <w:r>
-        <w:t>polarisatie</w:t>
+        <w:t>donkerveld</w:t>
       </w:r>
       <w:proofErr w:type="spellEnd"/>
     </w:p>
@@ -300,12 +334,9 @@
           <w:numId w:val="3"/>
         </w:numPr>
       </w:pPr>
-      <w:r>
-        <w:t xml:space="preserve">Fase contrast, </w:t>
-      </w:r>
       <w:proofErr w:type="spellStart"/>
       <w:r>
-        <w:t>inclusief</w:t>
+        <w:t>Fluorescentie</w:t>
       </w:r>
       <w:proofErr w:type="spellEnd"/>
       <w:r>
@@ -313,7 +344,15 @@
       </w:r>
       <w:proofErr w:type="spellStart"/>
       <w:r>
-        <w:t>donkerveld</w:t>
+        <w:t>filterblok</w:t>
+      </w:r>
+      <w:proofErr w:type="spellEnd"/>
+      <w:r>
+        <w:t xml:space="preserve"> laten </w:t>
+      </w:r>
+      <w:proofErr w:type="spellStart"/>
+      <w:r>
+        <w:t>maken</w:t>
       </w:r>
       <w:proofErr w:type="spellEnd"/>
     </w:p>
@@ -325,36 +364,6 @@
           <w:numId w:val="3"/>
         </w:numPr>
       </w:pPr>
-      <w:proofErr w:type="spellStart"/>
-      <w:r>
-        <w:t>Fluorescentie</w:t>
-      </w:r>
-      <w:proofErr w:type="spellEnd"/>
-      <w:r>
-        <w:t xml:space="preserve"> </w:t>
-      </w:r>
-      <w:proofErr w:type="spellStart"/>
-      <w:r>
-        <w:t>filterblok</w:t>
-      </w:r>
-      <w:proofErr w:type="spellEnd"/>
-      <w:r>
-        <w:t xml:space="preserve"> laten </w:t>
-      </w:r>
-      <w:proofErr w:type="spellStart"/>
-      <w:r>
-        <w:t>maken</w:t>
-      </w:r>
-      <w:proofErr w:type="spellEnd"/>
-    </w:p>
-    <w:p>
-      <w:pPr>
-        <w:pStyle w:val="Lijstalinea"/>
-        <w:numPr>
-          <w:ilvl w:val="0"/>
-          <w:numId w:val="3"/>
-        </w:numPr>
-      </w:pPr>
       <w:r>
         <w:t xml:space="preserve">Virtual confocal </w:t>
       </w:r>
@@ -376,315 +385,6 @@
       </w:r>
     </w:p>
     <w:p/>
-    <w:p>
-      <w:pPr>
-        <w:pStyle w:val="Lijstalinea"/>
-        <w:numPr>
-          <w:ilvl w:val="0"/>
-          <w:numId w:val="3"/>
-        </w:numPr>
-      </w:pPr>
-      <w:r>
-        <w:t>Add interpuppilary for left and right view for all microscopes </w:t>
-      </w:r>
-    </w:p>
-    <w:p>
-      <w:r>
-        <w:t>Assignment 2, kohlering.</w:t>
-      </w:r>
-    </w:p>
-    <w:p>
-      <w:proofErr w:type="spellStart"/>
-      <w:r>
-        <w:t>olympus</w:t>
-      </w:r>
-      <w:proofErr w:type="spellEnd"/>
-    </w:p>
-    <w:p>
-      <w:pPr>
-        <w:pStyle w:val="Lijstalinea"/>
-        <w:numPr>
-          <w:ilvl w:val="0"/>
-          <w:numId w:val="3"/>
-        </w:numPr>
-        <w:rPr>
-          <w:strike/>
-        </w:rPr>
-      </w:pPr>
-      <w:proofErr w:type="spellStart"/>
-      <w:r>
-        <w:rPr>
-          <w:strike/>
-          <w:lang w:val="nl-NL"/>
-        </w:rPr>
-        <w:t>stagemovement</w:t>
-      </w:r>
-      <w:proofErr w:type="spellEnd"/>
-      <w:r>
-        <w:rPr>
-          <w:strike/>
-          <w:lang w:val="nl-NL"/>
-        </w:rPr>
-        <w:t xml:space="preserve"> knop zit meer op de focus knop dan de stage control zelf. </w:t>
-      </w:r>
-      <w:r>
-        <w:rPr>
-          <w:strike/>
-        </w:rPr>
-        <w:t xml:space="preserve">In </w:t>
-      </w:r>
-      <w:proofErr w:type="spellStart"/>
-      <w:r>
-        <w:rPr>
-          <w:strike/>
-        </w:rPr>
-        <w:t>centre</w:t>
-      </w:r>
-      <w:proofErr w:type="spellEnd"/>
-      <w:r>
-        <w:rPr>
-          <w:strike/>
-        </w:rPr>
-        <w:t xml:space="preserve"> en </w:t>
-      </w:r>
-      <w:proofErr w:type="spellStart"/>
-      <w:r>
-        <w:rPr>
-          <w:strike/>
-        </w:rPr>
-        <w:t>rechter</w:t>
-      </w:r>
-      <w:proofErr w:type="spellEnd"/>
-      <w:r>
-        <w:rPr>
-          <w:strike/>
-        </w:rPr>
-        <w:t xml:space="preserve"> view.</w:t>
-      </w:r>
-    </w:p>
-    <w:p>
-      <w:pPr>
-        <w:pStyle w:val="Lijstalinea"/>
-        <w:numPr>
-          <w:ilvl w:val="0"/>
-          <w:numId w:val="3"/>
-        </w:numPr>
-        <w:rPr>
-          <w:strike/>
-        </w:rPr>
-      </w:pPr>
-      <w:r>
-        <w:rPr>
-          <w:strike/>
-        </w:rPr>
-        <w:t>Condensor focus klopt net niet</w:t>
-      </w:r>
-    </w:p>
-    <w:p>
-      <w:pPr>
-        <w:pStyle w:val="Lijstalinea"/>
-        <w:numPr>
-          <w:ilvl w:val="0"/>
-          <w:numId w:val="3"/>
-        </w:numPr>
-        <w:rPr>
-          <w:strike/>
-          <w:lang w:val="nl-NL"/>
-        </w:rPr>
-      </w:pPr>
-      <w:r>
-        <w:rPr>
-          <w:strike/>
-          <w:lang w:val="nl-NL"/>
-        </w:rPr>
-        <w:t>Condensor centreer knopjes recht klopt net niet. </w:t>
-      </w:r>
-    </w:p>
-    <w:p>
-      <w:pPr>
-        <w:ind w:left="360"/>
-      </w:pPr>
-      <w:r>
-        <w:t>Leica</w:t>
-      </w:r>
-    </w:p>
-    <w:p>
-      <w:pPr>
-        <w:pStyle w:val="Lijstalinea"/>
-        <w:numPr>
-          <w:ilvl w:val="0"/>
-          <w:numId w:val="3"/>
-        </w:numPr>
-        <w:rPr>
-          <w:strike/>
-        </w:rPr>
-      </w:pPr>
-      <w:r>
-        <w:rPr>
-          <w:strike/>
-        </w:rPr>
-        <w:t>Condensor focus too far left.</w:t>
-      </w:r>
-    </w:p>
-    <w:p>
-      <w:pPr>
-        <w:pStyle w:val="Lijstalinea"/>
-        <w:numPr>
-          <w:ilvl w:val="0"/>
-          <w:numId w:val="3"/>
-        </w:numPr>
-        <w:rPr>
-          <w:strike/>
-        </w:rPr>
-      </w:pPr>
-      <w:r>
-        <w:rPr>
-          <w:strike/>
-        </w:rPr>
-        <w:t>Stage control too far right</w:t>
-      </w:r>
-    </w:p>
-    <w:p>
-      <w:pPr>
-        <w:pStyle w:val="Lijstalinea"/>
-        <w:numPr>
-          <w:ilvl w:val="0"/>
-          <w:numId w:val="3"/>
-        </w:numPr>
-      </w:pPr>
-      <w:r>
-        <w:t>Centering is not clear where to click even if you know?</w:t>
-      </w:r>
-    </w:p>
-    <w:p>
-      <w:pPr>
-        <w:pStyle w:val="Lijstalinea"/>
-      </w:pPr>
-    </w:p>
-    <w:p>
-      <w:r>
-        <w:t>Nikon</w:t>
-      </w:r>
-    </w:p>
-    <w:p>
-      <w:pPr>
-        <w:pStyle w:val="Lijstalinea"/>
-        <w:numPr>
-          <w:ilvl w:val="0"/>
-          <w:numId w:val="3"/>
-        </w:numPr>
-      </w:pPr>
-      <w:r>
-        <w:t>Centering is not clear where to click even if you know?</w:t>
-      </w:r>
-    </w:p>
-    <w:p>
-      <w:pPr>
-        <w:pStyle w:val="Lijstalinea"/>
-        <w:numPr>
-          <w:ilvl w:val="0"/>
-          <w:numId w:val="3"/>
-        </w:numPr>
-        <w:rPr>
-          <w:strike/>
-        </w:rPr>
-      </w:pPr>
-      <w:r>
-        <w:rPr>
-          <w:strike/>
-        </w:rPr>
-        <w:lastRenderedPageBreak/>
-        <w:t>Stage control too far right.</w:t>
-      </w:r>
-    </w:p>
-    <w:p>
-      <w:pPr>
-        <w:pStyle w:val="Lijstalinea"/>
-      </w:pPr>
-    </w:p>
-    <w:p>
-      <w:r>
-        <w:t>Zeiss</w:t>
-      </w:r>
-    </w:p>
-    <w:p>
-      <w:pPr>
-        <w:pStyle w:val="Lijstalinea"/>
-        <w:numPr>
-          <w:ilvl w:val="0"/>
-          <w:numId w:val="3"/>
-        </w:numPr>
-        <w:rPr>
-          <w:strike/>
-        </w:rPr>
-      </w:pPr>
-      <w:r>
-        <w:rPr>
-          <w:strike/>
-        </w:rPr>
-        <w:t>Left view focus is not working</w:t>
-      </w:r>
-    </w:p>
-    <w:p>
-      <w:pPr>
-        <w:pStyle w:val="Lijstalinea"/>
-        <w:numPr>
-          <w:ilvl w:val="0"/>
-          <w:numId w:val="3"/>
-        </w:numPr>
-        <w:rPr>
-          <w:strike/>
-        </w:rPr>
-      </w:pPr>
-      <w:r>
-        <w:rPr>
-          <w:strike/>
-        </w:rPr>
-        <w:t>Right view focus is too far to the right.</w:t>
-      </w:r>
-    </w:p>
-    <w:p>
-      <w:pPr>
-        <w:pStyle w:val="Lijstalinea"/>
-        <w:numPr>
-          <w:ilvl w:val="0"/>
-          <w:numId w:val="3"/>
-        </w:numPr>
-        <w:rPr>
-          <w:strike/>
-        </w:rPr>
-      </w:pPr>
-      <w:r>
-        <w:rPr>
-          <w:strike/>
-        </w:rPr>
-        <w:t>Stage control is too far to the right (right view), central view is also too low and too far to the right.</w:t>
-      </w:r>
-    </w:p>
-    <w:p>
-      <w:pPr>
-        <w:pStyle w:val="Lijstalinea"/>
-        <w:numPr>
-          <w:ilvl w:val="0"/>
-          <w:numId w:val="3"/>
-        </w:numPr>
-      </w:pPr>
-      <w:r>
-        <w:t>Condensor control too far too the left</w:t>
-      </w:r>
-    </w:p>
-    <w:p>
-      <w:pPr>
-        <w:pStyle w:val="Lijstalinea"/>
-        <w:numPr>
-          <w:ilvl w:val="0"/>
-          <w:numId w:val="3"/>
-        </w:numPr>
-      </w:pPr>
-      <w:r>
-        <w:t>Condensor aperture is too narrow (in height) and too far too the left.</w:t>
-      </w:r>
-    </w:p>
     <w:sectPr>
       <w:pgSz w:w="11906" w:h="16838"/>
       <w:pgMar w:top="1440" w:right="1440" w:bottom="1440" w:left="1440" w:header="708" w:footer="708" w:gutter="0"/>
